--- a/anata/新案_8版本文_第13稿_本読み用.docx
+++ b/anata/新案_8版本文_第13稿_本読み用.docx
@@ -3924,7 +3924,7 @@
                 <w:sz w:val="18"/>
                 <w:szCs w:val="18"/>
               </w:rPr>
-              <w:t xml:space="preserve">西新宿 黒いビル 通用口→非常階段→十四階 ロビー→ガラスの部屋　10月30日（金）午前三時二十分〜三時三十分</w:t>
+              <w:t xml:space="preserve">西新宿 黒いビル 通用口→非常階段→十四階 ロビー→ガラスの部屋　10月30日（金）午前三時四十分〜三時五十分</w:t>
             </w:r>
           </w:p>
         </w:tc>
@@ -4076,7 +4076,7 @@
                 <w:sz w:val="18"/>
                 <w:szCs w:val="18"/>
               </w:rPr>
-              <w:t xml:space="preserve">西新宿 黒いビル 十四階 事務室　10月30日（金）午前三時三十分〜四時十五分</w:t>
+              <w:t xml:space="preserve">西新宿 黒いビル 十四階 事務室　10月30日（金）午前三時五十分〜四時十五分</w:t>
             </w:r>
           </w:p>
         </w:tc>
@@ -4647,7 +4647,7 @@
           <w:sz w:val="21"/>
           <w:szCs w:val="21"/>
         </w:rPr>
-        <w:t xml:space="preserve">窓際の男のリュックの中で、ぱち、と小さな音。口から、白煙が湧く。</w:t>
+        <w:t xml:space="preserve">窓際の男のリュックの中で、ぱち、と小さな音。リュックの口から、白煙が湧く。</w:t>
       </w:r>
     </w:p>
     <w:p>
@@ -10107,7 +10107,7 @@
           <w:sz w:val="21"/>
           <w:szCs w:val="21"/>
         </w:rPr>
-        <w:t xml:space="preserve">壁の貼り紙の隅に、倉田が顔を寄せる。細い字。『※横になって三十分以上続いた眠りを、睡眠として計測します』。</w:t>
+        <w:t xml:space="preserve">壁の貼り紙の隅に、倉田が顔を寄せる。細い字。『※本科の方は、横になって三十分以上続いた眠りが計測された時点で、本科を外れます』。</w:t>
       </w:r>
     </w:p>
     <w:p>
@@ -17638,7 +17638,7 @@
           <w:sz w:val="21"/>
           <w:szCs w:val="21"/>
         </w:rPr>
-        <w:t xml:space="preserve">オレンジのケーブルを、壁の差し口に差す。先を、スマホにつなぐ。電池の印に、稲妻。</w:t>
+        <w:t xml:space="preserve">オレンジのケーブルを、壁のUSBの差し口に差す。先を、スマホにつなぐ。電池の印に、稲妻。</w:t>
       </w:r>
     </w:p>
     <w:p>
@@ -18560,7 +18560,7 @@
           <w:sz w:val="22"/>
           <w:szCs w:val="22"/>
         </w:rPr>
-        <w:t xml:space="preserve">西新宿 黒いビル 通用口→非常階段→十四階 ロビー→ガラスの部屋　10月30日（金）午前三時二十分〜三時三十分</w:t>
+        <w:t xml:space="preserve">西新宿 黒いビル 通用口→非常階段→十四階 ロビー→ガラスの部屋　10月30日（金）午前三時四十分〜三時五十分</w:t>
       </w:r>
     </w:p>
     <w:p>
@@ -18772,7 +18772,7 @@
           <w:sz w:val="21"/>
           <w:szCs w:val="21"/>
         </w:rPr>
-        <w:t xml:space="preserve">壁の時計。三時二十八分。</w:t>
+        <w:t xml:space="preserve">壁の時計。三時四十八分。</w:t>
       </w:r>
     </w:p>
     <w:p>
@@ -19228,7 +19228,7 @@
           <w:sz w:val="21"/>
           <w:szCs w:val="21"/>
         </w:rPr>
-        <w:t xml:space="preserve">エレベーターの横のベンチに、灰色の膝掛けが、四角くたたんである。受付の机に、閉じた名簿。誰もいない。</w:t>
+        <w:t xml:space="preserve">受付の椅子の背に、灰色の膝掛けが、掛けてある。受付の机に、閉じた名簿。誰もいない。</w:t>
       </w:r>
     </w:p>
     <w:p>
@@ -19271,7 +19271,7 @@
           <w:sz w:val="22"/>
           <w:szCs w:val="22"/>
         </w:rPr>
-        <w:t xml:space="preserve">西新宿 黒いビル 十四階 事務室　10月30日（金）午前三時三十分〜四時十五分</w:t>
+        <w:t xml:space="preserve">西新宿 黒いビル 十四階 事務室　10月30日（金）午前三時五十分〜四時十五分</w:t>
       </w:r>
     </w:p>
     <w:p>
@@ -20480,7 +20480,7 @@
           <w:sz w:val="21"/>
           <w:szCs w:val="21"/>
         </w:rPr>
-        <w:t xml:space="preserve">ビルの下。通用口の前で、目を覚ました警備員が、倒れた自転車を起こしている。</w:t>
+        <w:t xml:space="preserve">ビルの下。通用口の前で、警備員が、無線を耳に、倒れた自転車を起こしている。</w:t>
       </w:r>
     </w:p>
     <w:p>
@@ -20537,7 +20537,7 @@
           <w:sz w:val="21"/>
           <w:szCs w:val="21"/>
         </w:rPr>
-        <w:t xml:space="preserve">倉田が、走ってくる。片手に、紙コップを握っている。</w:t>
+        <w:t xml:space="preserve">倉田が、走ってくる。片手に、紙コップを持っている。</w:t>
       </w:r>
     </w:p>
     <w:p>
